--- a/fr/resume_michelmaier_fr_short.docx
+++ b/fr/resume_michelmaier_fr_short.docx
@@ -616,7 +616,7 @@
         </w:r>
       </w:hyperlink>
       <w:r>
-        <w:t xml:space="preserve">. En binôme avec le CTO, qui me reprend depuis 2015, nous avons livré en sept mois le virage du produit : quitter la génération de sites par configuration pour une génération assistée par IA en HTML, sans toucher au contrat d'API.</w:t>
+        <w:t xml:space="preserve">. En binôme avec le CTO, qui me fait confiance depuis 2015, nous avons livré en sept mois le virage du produit : quitter la génération de sites par configuration pour une génération assistée par IA en HTML, sans toucher au contrat d'API.</w:t>
       </w:r>
     </w:p>
     <w:p>

--- a/fr/resume_michelmaier_fr_short.docx
+++ b/fr/resume_michelmaier_fr_short.docx
@@ -551,7 +551,7 @@
         <w:pStyle w:val="FirstParagraph"/>
       </w:pPr>
       <w:r>
-        <w:t xml:space="preserve">01/2026 - Aujourd'hui</w:t>
+        <w:t xml:space="preserve">01/2026 - 09/2026</w:t>
       </w:r>
     </w:p>
     <w:bookmarkStart w:id="28" w:name="X1c2eae5f7903c00c9cfbf70de475d6a0b1d5ef0"/>
@@ -876,6 +876,117 @@
         <w:t xml:space="preserve"> </w:t>
       </w:r>
       <w:r>
+        <w:t xml:space="preserve">Lille, FR</w:t>
+      </w:r>
+    </w:p>
+    <w:p>
+      <w:pPr>
+        <w:pStyle w:val="BodyText"/>
+      </w:pPr>
+      <w:r>
+        <w:t xml:space="preserve">10/2020 - 04/2021</w:t>
+      </w:r>
+    </w:p>
+    <w:bookmarkStart w:id="35" w:name="développeur-back-end-php-js-terraform"/>
+    <w:p>
+      <w:pPr>
+        <w:pStyle w:val="Heading4"/>
+      </w:pPr>
+      <w:r>
+        <w:t xml:space="preserve">Développeur back-end – PHP / JS / Terraform</w:t>
+      </w:r>
+    </w:p>
+    <w:bookmarkEnd w:id="35"/>
+    <w:p>
+      <w:pPr>
+        <w:pStyle w:val="FirstParagraph"/>
+      </w:pPr>
+      <w:r>
+        <w:t xml:space="preserve">Lunii · Maars · GoTombola</w:t>
+      </w:r>
+    </w:p>
+    <w:p>
+      <w:pPr>
+        <w:pStyle w:val="BodyText"/>
+      </w:pPr>
+      <w:r>
+        <w:t xml:space="preserve"> </w:t>
+      </w:r>
+      <w:r>
+        <w:t xml:space="preserve">Strasbourg, FR</w:t>
+      </w:r>
+    </w:p>
+    <w:p>
+      <w:pPr>
+        <w:pStyle w:val="BodyText"/>
+      </w:pPr>
+      <w:r>
+        <w:t xml:space="preserve">07/2018 - 12/2019</w:t>
+      </w:r>
+    </w:p>
+    <w:bookmarkStart w:id="36" w:name="développeur-back-end-php-symfony-2"/>
+    <w:p>
+      <w:pPr>
+        <w:pStyle w:val="Heading4"/>
+      </w:pPr>
+      <w:r>
+        <w:t xml:space="preserve">Développeur back-end – PHP / Symfony</w:t>
+      </w:r>
+    </w:p>
+    <w:bookmarkEnd w:id="36"/>
+    <w:p>
+      <w:pPr>
+        <w:pStyle w:val="FirstParagraph"/>
+      </w:pPr>
+      <w:r>
+        <w:t xml:space="preserve">DgBirds (Air France)</w:t>
+      </w:r>
+    </w:p>
+    <w:p>
+      <w:pPr>
+        <w:pStyle w:val="BodyText"/>
+      </w:pPr>
+      <w:r>
+        <w:t xml:space="preserve"> </w:t>
+      </w:r>
+      <w:r>
+        <w:t xml:space="preserve">Tremblay en France, FR</w:t>
+      </w:r>
+    </w:p>
+    <w:p>
+      <w:pPr>
+        <w:pStyle w:val="BodyText"/>
+      </w:pPr>
+      <w:r>
+        <w:t xml:space="preserve">10/2015 - 06/2018</w:t>
+      </w:r>
+    </w:p>
+    <w:bookmarkStart w:id="37" w:name="développeur-php-symfony"/>
+    <w:p>
+      <w:pPr>
+        <w:pStyle w:val="Heading4"/>
+      </w:pPr>
+      <w:r>
+        <w:t xml:space="preserve">Développeur – PHP / Symfony</w:t>
+      </w:r>
+    </w:p>
+    <w:bookmarkEnd w:id="37"/>
+    <w:p>
+      <w:pPr>
+        <w:pStyle w:val="FirstParagraph"/>
+      </w:pPr>
+      <w:r>
+        <w:t xml:space="preserve">ItiQiti</w:t>
+      </w:r>
+    </w:p>
+    <w:p>
+      <w:pPr>
+        <w:pStyle w:val="BodyText"/>
+      </w:pPr>
+      <w:r>
+        <w:t xml:space="preserve"> </w:t>
+      </w:r>
+      <w:r>
         <w:t xml:space="preserve">Paris, FR</w:t>
       </w:r>
     </w:p>
@@ -884,25 +995,25 @@
         <w:pStyle w:val="BodyText"/>
       </w:pPr>
       <w:r>
-        <w:t xml:space="preserve">10/2020 - 04/2021</w:t>
-      </w:r>
-    </w:p>
-    <w:bookmarkStart w:id="35" w:name="développeur-back-end-php-js-terraform"/>
+        <w:t xml:space="preserve">12/2011 - 05/2015</w:t>
+      </w:r>
+    </w:p>
+    <w:bookmarkStart w:id="38" w:name="concepteur-développeur-php-symfony"/>
     <w:p>
       <w:pPr>
         <w:pStyle w:val="Heading4"/>
       </w:pPr>
       <w:r>
-        <w:t xml:space="preserve">Développeur back-end – PHP / JS / Terraform</w:t>
-      </w:r>
-    </w:p>
-    <w:bookmarkEnd w:id="35"/>
+        <w:t xml:space="preserve">Concepteur / Développeur – PHP / Symfony</w:t>
+      </w:r>
+    </w:p>
+    <w:bookmarkEnd w:id="38"/>
     <w:p>
       <w:pPr>
         <w:pStyle w:val="FirstParagraph"/>
       </w:pPr>
       <w:r>
-        <w:t xml:space="preserve">Lunii · Maars · GoTombola</w:t>
+        <w:t xml:space="preserve">Amadeus IT (Gestour)</w:t>
       </w:r>
     </w:p>
     <w:p>
@@ -913,118 +1024,7 @@
         <w:t xml:space="preserve"> </w:t>
       </w:r>
       <w:r>
-        <w:t xml:space="preserve">Strasbourg, FR</w:t>
-      </w:r>
-    </w:p>
-    <w:p>
-      <w:pPr>
-        <w:pStyle w:val="BodyText"/>
-      </w:pPr>
-      <w:r>
-        <w:t xml:space="preserve">07/2018 - 12/2019</w:t>
-      </w:r>
-    </w:p>
-    <w:bookmarkStart w:id="36" w:name="développeur-back-end-php-symfony-2"/>
-    <w:p>
-      <w:pPr>
-        <w:pStyle w:val="Heading4"/>
-      </w:pPr>
-      <w:r>
-        <w:t xml:space="preserve">Développeur back-end – PHP / Symfony</w:t>
-      </w:r>
-    </w:p>
-    <w:bookmarkEnd w:id="36"/>
-    <w:p>
-      <w:pPr>
-        <w:pStyle w:val="FirstParagraph"/>
-      </w:pPr>
-      <w:r>
-        <w:t xml:space="preserve">DgBirds (Air France)</w:t>
-      </w:r>
-    </w:p>
-    <w:p>
-      <w:pPr>
-        <w:pStyle w:val="BodyText"/>
-      </w:pPr>
-      <w:r>
-        <w:t xml:space="preserve"> </w:t>
-      </w:r>
-      <w:r>
-        <w:t xml:space="preserve">Tremblay en France, FR</w:t>
-      </w:r>
-    </w:p>
-    <w:p>
-      <w:pPr>
-        <w:pStyle w:val="BodyText"/>
-      </w:pPr>
-      <w:r>
-        <w:t xml:space="preserve">10/2015 - 06/2018</w:t>
-      </w:r>
-    </w:p>
-    <w:bookmarkStart w:id="37" w:name="développeur-php-symfony"/>
-    <w:p>
-      <w:pPr>
-        <w:pStyle w:val="Heading4"/>
-      </w:pPr>
-      <w:r>
-        <w:t xml:space="preserve">Développeur – PHP / Symfony</w:t>
-      </w:r>
-    </w:p>
-    <w:bookmarkEnd w:id="37"/>
-    <w:p>
-      <w:pPr>
-        <w:pStyle w:val="FirstParagraph"/>
-      </w:pPr>
-      <w:r>
-        <w:t xml:space="preserve">ItiQiti</w:t>
-      </w:r>
-    </w:p>
-    <w:p>
-      <w:pPr>
-        <w:pStyle w:val="BodyText"/>
-      </w:pPr>
-      <w:r>
-        <w:t xml:space="preserve"> </w:t>
-      </w:r>
-      <w:r>
-        <w:t xml:space="preserve">Paris, FR</w:t>
-      </w:r>
-    </w:p>
-    <w:p>
-      <w:pPr>
-        <w:pStyle w:val="BodyText"/>
-      </w:pPr>
-      <w:r>
-        <w:t xml:space="preserve">12/2011 - 05/2015</w:t>
-      </w:r>
-    </w:p>
-    <w:bookmarkStart w:id="38" w:name="concepteur-développeur-php-symfony"/>
-    <w:p>
-      <w:pPr>
-        <w:pStyle w:val="Heading4"/>
-      </w:pPr>
-      <w:r>
-        <w:t xml:space="preserve">Concepteur / Développeur – PHP / Symfony</w:t>
-      </w:r>
-    </w:p>
-    <w:bookmarkEnd w:id="38"/>
-    <w:p>
-      <w:pPr>
-        <w:pStyle w:val="FirstParagraph"/>
-      </w:pPr>
-      <w:r>
-        <w:t xml:space="preserve">Amadeus IT (Gestour)</w:t>
-      </w:r>
-    </w:p>
-    <w:p>
-      <w:pPr>
-        <w:pStyle w:val="BodyText"/>
-      </w:pPr>
-      <w:r>
-        <w:t xml:space="preserve"> </w:t>
-      </w:r>
-      <w:r>
-        <w:t xml:space="preserve">Strasbourg, FR</w:t>
+        <w:t xml:space="preserve">Schiltigheim, FR</w:t>
       </w:r>
     </w:p>
     <w:p>

--- a/fr/resume_michelmaier_fr_short.docx
+++ b/fr/resume_michelmaier_fr_short.docx
@@ -189,14 +189,7 @@
         <w:br/>
       </w:r>
       <w:r>
-        <w:rPr>
-          <w:b/>
-          <w:bCs/>
-        </w:rPr>
-        <w:t xml:space="preserve">Disponible à partir d'octobre 2026</w:t>
-      </w:r>
-      <w:r>
-        <w:t xml:space="preserve">, en télétravail depuis Strasbourg.</w:t>
+        <w:t xml:space="preserve">En télétravail depuis Strasbourg.</w:t>
       </w:r>
       <w:r>
         <w:br/>
@@ -616,7 +609,7 @@
         </w:r>
       </w:hyperlink>
       <w:r>
-        <w:t xml:space="preserve">. En binôme avec le CTO, qui me fait confiance depuis 2015, nous avons livré en sept mois le virage du produit : quitter la génération de sites par configuration pour une génération assistée par IA en HTML, sans toucher au contrat d'API.</w:t>
+        <w:t xml:space="preserve">. En binôme avec le CTO, qui me fait confiance depuis 2015, nous avons livré en neuf mois le virage du produit : quitter la génération de sites par configuration pour une génération assistée par IA en HTML, sans toucher au contrat d'API.</w:t>
       </w:r>
     </w:p>
     <w:p>

--- a/fr/resume_michelmaier_fr_short.docx
+++ b/fr/resume_michelmaier_fr_short.docx
@@ -1157,13 +1157,13 @@
         <w:t xml:space="preserve">2007</w:t>
       </w:r>
     </w:p>
-    <w:bookmarkStart w:id="42" w:name="bac5-rncp-niveau-1"/>
+    <w:bookmarkStart w:id="42" w:name="bac5-titre-rncp-niveau-7"/>
     <w:p>
       <w:pPr>
         <w:pStyle w:val="Heading4"/>
       </w:pPr>
       <w:r>
-        <w:t xml:space="preserve">BAC+5 (RNCP Niveau 1)</w:t>
+        <w:t xml:space="preserve">Bac+5, titre RNCP niveau 7</w:t>
       </w:r>
     </w:p>
     <w:p>
